--- a/RFI-Docs/Suggested Statement VA Psychedelic Research for PTSD 02.28.23VM.docx
+++ b/RFI-Docs/Suggested Statement VA Psychedelic Research for PTSD 02.28.23VM.docx
@@ -4,76 +4,136 @@
   <w:body>
     <w:p>
       <w:pPr>
-        <w:rPr>
-          <w:b/>
-          <w:bCs/>
-        </w:rPr>
-      </w:pPr>
-      <w:r>
-        <w:rPr>
-          <w:b/>
-          <w:bCs/>
-        </w:rPr>
-        <w:t>Suggested Statement</w:t>
-      </w:r>
-      <w:r>
-        <w:rPr>
-          <w:b/>
-          <w:bCs/>
-        </w:rPr>
-        <w:t xml:space="preserve"> – </w:t>
-      </w:r>
-      <w:r>
-        <w:rPr>
-          <w:b/>
-          <w:bCs/>
-        </w:rPr>
-        <w:t>VA Psychedelic Research for PTSD</w:t>
-      </w:r>
-    </w:p>
-    <w:p>
-      <w:r>
-        <w:t xml:space="preserve">VA is committed to safely exploring all avenues that promote the health </w:t>
-      </w:r>
-      <w:r>
-        <w:t xml:space="preserve">of </w:t>
-      </w:r>
-      <w:r>
-        <w:t xml:space="preserve">our nation’s </w:t>
-      </w:r>
-      <w:r>
-        <w:t>V</w:t>
-      </w:r>
-      <w:r>
-        <w:t xml:space="preserve">eterans. In line with </w:t>
-      </w:r>
-      <w:r>
-        <w:t>this</w:t>
-      </w:r>
-      <w:r>
-        <w:t xml:space="preserve"> goal, VA </w:t>
-      </w:r>
-      <w:r>
-        <w:t>conducts</w:t>
-      </w:r>
-      <w:r>
-        <w:t xml:space="preserve"> studies under stringent protocols at various facilities </w:t>
-      </w:r>
-      <w:r>
-        <w:t xml:space="preserve">nationwide </w:t>
-      </w:r>
-      <w:r>
-        <w:t xml:space="preserve">to identify if compounds </w:t>
-      </w:r>
-      <w:r>
-        <w:t>such as MDMA and psilocybin</w:t>
-      </w:r>
-      <w:r>
-        <w:t xml:space="preserve"> </w:t>
-      </w:r>
-      <w:r>
-        <w:t xml:space="preserve">can treat Veterans with post-traumatic stress disorder (PTSD) and other mental health conditions. </w:t>
-      </w:r>
+        <w:jc w:val="left"/>
+      </w:pPr>
+      <w:r>
+        <w:rPr>
+          <w:color w:val="646464"/>
+          <w:sz w:val="18"/>
+        </w:rPr>
+        <w:t>Document: Suggested Statement VA Psychedelic Research for PTSD 02.28.23VM.docx</w:t>
+      </w:r>
+    </w:p>
+    <w:p>
+      <w:pPr>
+        <w:jc w:val="left"/>
+      </w:pPr>
+      <w:r>
+        <w:rPr>
+          <w:color w:val="646464"/>
+          <w:sz w:val="18"/>
+        </w:rPr>
+        <w:t>Title: 2-28-23: Suggested Statement--VA Psychedelic Research for PTSD</w:t>
+      </w:r>
+    </w:p>
+    <w:p>
+      <w:pPr>
+        <w:jc w:val="left"/>
+      </w:pPr>
+      <w:r>
+        <w:rPr>
+          <w:color w:val="646464"/>
+          <w:sz w:val="18"/>
+        </w:rPr>
+        <w:t>Topic: Psychedelics | Type: Presentations and Other Documents</w:t>
+      </w:r>
+    </w:p>
+    <w:p>
+      <w:pPr>
+        <w:jc w:val="left"/>
+      </w:pPr>
+      <w:r>
+        <w:rPr>
+          <w:color w:val="646464"/>
+          <w:sz w:val="18"/>
+        </w:rPr>
+        <w:t>Created: 2024-04-01 | By: Bartlinski, David</w:t>
+      </w:r>
+    </w:p>
+    <w:p>
+      <w:pPr>
+        <w:jc w:val="left"/>
+      </w:pPr>
+      <w:r>
+        <w:rPr>
+          <w:color w:val="646464"/>
+          <w:sz w:val="18"/>
+        </w:rPr>
+        <w:t>Modified: 2024-07-25 | By: Bartlinski, David</w:t>
+      </w:r>
+    </w:p>
+    <w:p>
+      <w:pPr>
+        <w:jc w:val="left"/>
+      </w:pPr>
+      <w:r>
+        <w:rPr>
+          <w:color w:val="C8C8C8"/>
+          <w:sz w:val="16"/>
+        </w:rPr>
+        <w:t>────────────────────────────────────────────────────────────────────────────────</w:t>
+      </w:r>
+    </w:p>
+    <w:p>
+      <w:pPr>
+        <w:jc w:val="left"/>
+      </w:pPr>
+      <w:r/>
+    </w:p>
+    <w:p>
+      <w:pPr>
+        <w:jc w:val="left"/>
+      </w:pPr>
+      <w:r>
+        <w:rPr>
+          <w:color w:val="646464"/>
+          <w:sz w:val="18"/>
+        </w:rPr>
+        <w:t>Topic: Psychedelics | Type: Presentations and Other Documents</w:t>
+      </w:r>
+    </w:p>
+    <w:p>
+      <w:pPr>
+        <w:jc w:val="left"/>
+      </w:pPr>
+      <w:r>
+        <w:rPr>
+          <w:color w:val="646464"/>
+          <w:sz w:val="18"/>
+        </w:rPr>
+        <w:t>Created: 2024-04-01 | By: Bartlinski, David</w:t>
+      </w:r>
+    </w:p>
+    <w:p>
+      <w:pPr>
+        <w:jc w:val="left"/>
+      </w:pPr>
+      <w:r>
+        <w:rPr>
+          <w:color w:val="646464"/>
+          <w:sz w:val="18"/>
+        </w:rPr>
+        <w:t>Modified: 2024-07-25 | By: Bartlinski, David</w:t>
+      </w:r>
+    </w:p>
+    <w:p>
+      <w:pPr>
+        <w:jc w:val="left"/>
+        <w:rPr>
+          <w:b/>
+          <w:bCs/>
+        </w:rPr>
+      </w:pPr>
+      <w:r>
+        <w:rPr>
+          <w:color w:val="C8C8C8"/>
+          <w:sz w:val="16"/>
+        </w:rPr>
+        <w:t>────────────────────────────────────────────────────────────────────────────────</w:t>
+      </w:r>
+    </w:p>
+    <w:p>
+      <w:r/>
     </w:p>
     <w:p>
       <w:r>
